--- a/SPEAKER NOTES new.docx
+++ b/SPEAKER NOTES new.docx
@@ -100,7 +100,6 @@
         <w:t xml:space="preserve">  • Each slide note is labeled [</w:t>
       </w:r>
       <w:proofErr w:type="spellStart"/>
-      <w:proofErr w:type="gramStart"/>
       <w:r>
         <w:rPr>
           <w:lang w:val="en-US"/>
@@ -108,7 +107,6 @@
         <w:t>mm:ss</w:t>
       </w:r>
       <w:proofErr w:type="spellEnd"/>
-      <w:proofErr w:type="gramEnd"/>
       <w:r>
         <w:rPr>
           <w:lang w:val="en-US"/>
@@ -389,21 +387,7 @@
         <w:rPr>
           <w:lang w:val="en-US"/>
         </w:rPr>
-        <w:t xml:space="preserve">Why do we need automatic land cover classification? The scale of modern Earth observation makes manual labeling impractical. Sentinel-2 covers the entire European continent every five days — one week of imagery would take a team of </w:t>
-      </w:r>
-      <w:proofErr w:type="gramStart"/>
-      <w:r>
-        <w:rPr>
-          <w:lang w:val="en-US"/>
-        </w:rPr>
-        <w:t>analysts</w:t>
-      </w:r>
-      <w:proofErr w:type="gramEnd"/>
-      <w:r>
-        <w:rPr>
-          <w:lang w:val="en-US"/>
-        </w:rPr>
-        <w:t xml:space="preserve"> months to review by hand. Decision-makers in urban planning, agriculture, and environmental monitoring need frequent, accurate land use maps. Our objective is clear: design and fairly compare two architectures — a lightweight </w:t>
+        <w:t xml:space="preserve">Why do we need automatic land cover classification? The scale of modern Earth observation makes manual labeling impractical. Sentinel-2 covers the entire European continent every five days — one week of imagery would take a team of analysts months to review by hand. Decision-makers in urban planning, agriculture, and environmental monitoring need frequent, accurate land use maps. Our objective is clear: design and fairly compare two architectures — a lightweight </w:t>
       </w:r>
       <w:proofErr w:type="spellStart"/>
       <w:r>
@@ -1070,19 +1054,11 @@
         <w:t xml:space="preserve">We split the 27,000 images 70 / 15 / 15 using </w:t>
       </w:r>
       <w:proofErr w:type="spellStart"/>
-      <w:proofErr w:type="gramStart"/>
-      <w:r>
-        <w:rPr>
-          <w:lang w:val="en-US"/>
-        </w:rPr>
-        <w:t>torch.utils</w:t>
-      </w:r>
-      <w:proofErr w:type="gramEnd"/>
-      <w:r>
-        <w:rPr>
-          <w:lang w:val="en-US"/>
-        </w:rPr>
-        <w:t>.data.random_split</w:t>
+      <w:r>
+        <w:rPr>
+          <w:lang w:val="en-US"/>
+        </w:rPr>
+        <w:t>torch.utils.data.random_split</w:t>
       </w:r>
       <w:proofErr w:type="spellEnd"/>
       <w:r>
@@ -1508,21 +1484,7 @@
         <w:rPr>
           <w:lang w:val="en-US"/>
         </w:rPr>
-        <w:t xml:space="preserve"> back to full resolution. The key innovation is </w:t>
-      </w:r>
-      <w:proofErr w:type="gramStart"/>
-      <w:r>
-        <w:rPr>
-          <w:lang w:val="en-US"/>
-        </w:rPr>
-        <w:t>skip</w:t>
-      </w:r>
-      <w:proofErr w:type="gramEnd"/>
-      <w:r>
-        <w:rPr>
-          <w:lang w:val="en-US"/>
-        </w:rPr>
-        <w:t xml:space="preserve"> connections: before each </w:t>
+        <w:t xml:space="preserve"> back to full resolution. The key innovation is skip connections: before each </w:t>
       </w:r>
       <w:proofErr w:type="spellStart"/>
       <w:r>
@@ -1680,21 +1642,7 @@
         <w:rPr>
           <w:lang w:val="en-US"/>
         </w:rPr>
-        <w:t xml:space="preserve"> dataset. Then preprocessing: 70/15/15 split, ImageNet normalization. The two models are trained in parallel under identical conditions. </w:t>
-      </w:r>
-      <w:proofErr w:type="gramStart"/>
-      <w:r>
-        <w:rPr>
-          <w:lang w:val="en-US"/>
-        </w:rPr>
-        <w:t>Finally</w:t>
-      </w:r>
-      <w:proofErr w:type="gramEnd"/>
-      <w:r>
-        <w:rPr>
-          <w:lang w:val="en-US"/>
-        </w:rPr>
-        <w:t xml:space="preserve"> evaluation on the shared test set. The diagram also shows the key characteristics of each model side by side — you can already see the accuracy gap: 89.23% for </w:t>
+        <w:t xml:space="preserve"> dataset. Then preprocessing: 70/15/15 split, ImageNet normalization. The two models are trained in parallel under identical conditions. Finally evaluation on the shared test set. The diagram also shows the key characteristics of each model side by side — you can already see the accuracy gap: 89.23% for </w:t>
       </w:r>
       <w:proofErr w:type="spellStart"/>
       <w:r>
@@ -2215,7 +2163,7 @@
         <w:rPr>
           <w:lang w:val="en-US"/>
         </w:rPr>
-        <w:t>Our test protocol uses the 4,050 held-out images seen at no point during training or hyperparameter selection. We report four metrics: accuracy, weighted F1, weighted precision, and weighted recall. Weighted averaging weights each class's score by its frequency in the test set — correct for a mildly imbalanced dataset. We also inspect the full 10×10 confusion matrix, which reveals which class pairs are most often confused. The checkpoint used is always the one with the lowest validation loss — not the last epoch — because validation loss starts degrading before accuracy does, giving an earlier and more reliable signal.</w:t>
+        <w:t>Our test protocol uses the 4,050 held-out images seen at no point during training or hyperparameter selection. We report four metrics: accuracy, weighted F1, weighted precision, and weighted recall. Weighted averaging weights each class's score by its frequency in the test set — correct for a mildly imbalanced dataset. The checkpoint used is always the one with the lowest validation loss — not the last epoch — because validation loss starts degrading before accuracy does, giving an earlier and more reliable signal.</w:t>
       </w:r>
     </w:p>
     <w:p>
@@ -2313,7 +2261,19 @@
         <w:rPr>
           <w:lang w:val="en-US"/>
         </w:rPr>
-        <w:t xml:space="preserve"> results. The training curves on the left show loss and accuracy over 16 epochs, with the best checkpoint at epoch 11 marked by a vertical line. Validation loss at best epoch: 0.3105. On the test set: accuracy 89.23%, weighted F1 0.8930. Looking at per-class results, the model handles visually distinctive classes well — Forest 0.954, </w:t>
+        <w:t xml:space="preserve"> results. The training curves on the left show loss and accuracy over 16 epochs, with the best checkpoint at epoch 1</w:t>
+      </w:r>
+      <w:r>
+        <w:rPr>
+          <w:lang w:val="en-US"/>
+        </w:rPr>
+        <w:t>2</w:t>
+      </w:r>
+      <w:r>
+        <w:rPr>
+          <w:lang w:val="en-US"/>
+        </w:rPr>
+        <w:t xml:space="preserve"> marked by a vertical line. Validation loss at best epoch: 0.3105. On the test set: accuracy 89.23%, weighted F1 0.8930. Looking at per-class results, the model handles visually distinctive classes well — Forest 0.954, </w:t>
       </w:r>
       <w:proofErr w:type="spellStart"/>
       <w:r>
@@ -2764,6 +2724,297 @@
         </w:rPr>
         <w:t>. Thank you very much for your attention — we are happy to take any questions.</w:t>
       </w:r>
+    </w:p>
+    <w:p>
+      <w:pPr>
+        <w:rPr>
+          <w:lang w:val="en-US"/>
+        </w:rPr>
+      </w:pPr>
+    </w:p>
+    <w:p>
+      <w:pPr>
+        <w:pStyle w:val="a7"/>
+        <w:numPr>
+          <w:ilvl w:val="0"/>
+          <w:numId w:val="1"/>
+        </w:numPr>
+        <w:rPr>
+          <w:lang w:val="en-US"/>
+        </w:rPr>
+      </w:pPr>
+      <w:r>
+        <w:rPr>
+          <w:lang w:val="en-US"/>
+        </w:rPr>
+        <w:t>Why does U-Net, designed for segmentation, work as a classifier?</w:t>
+      </w:r>
+    </w:p>
+    <w:p>
+      <w:pPr>
+        <w:pStyle w:val="a7"/>
+        <w:rPr>
+          <w:lang w:val="en-US"/>
+        </w:rPr>
+      </w:pPr>
+      <w:r>
+        <w:rPr>
+          <w:lang w:val="en-US"/>
+        </w:rPr>
+        <w:t>We adapted it: we removed the head that predicts a per-pixel mask and replaced it with AdaptiveAvgPool, which collapses all spatial features into a single 64-dimensional vector, plus a single fully connected layer to 10 classes. The encoder, decoder and skip connections remain — so the model still extracts multi-scale features, it just outputs one label per image instead of a map.</w:t>
+      </w:r>
+    </w:p>
+    <w:p>
+      <w:pPr>
+        <w:pStyle w:val="a7"/>
+        <w:rPr>
+          <w:lang w:val="en-US"/>
+        </w:rPr>
+      </w:pPr>
+    </w:p>
+    <w:p>
+      <w:pPr>
+        <w:pStyle w:val="a7"/>
+        <w:numPr>
+          <w:ilvl w:val="0"/>
+          <w:numId w:val="1"/>
+        </w:numPr>
+        <w:rPr>
+          <w:lang w:val="en-US"/>
+        </w:rPr>
+      </w:pPr>
+      <w:r>
+        <w:rPr>
+          <w:lang w:val="en-US"/>
+        </w:rPr>
+        <w:t>Why is there no data augmentation in the training loop?</w:t>
+      </w:r>
+    </w:p>
+    <w:p>
+      <w:pPr>
+        <w:pStyle w:val="a7"/>
+        <w:rPr>
+          <w:lang w:val="en-US"/>
+        </w:rPr>
+      </w:pPr>
+      <w:r>
+        <w:rPr>
+          <w:lang w:val="en-US"/>
+        </w:rPr>
+        <w:t xml:space="preserve">In this version we deliberately skipped augmentation to get a clean comparison of the two architectures under identical conditions, without extra factors that complicate interpretation. Augmentation is a natural next step and will likely help </w:t>
+      </w:r>
+      <w:proofErr w:type="spellStart"/>
+      <w:r>
+        <w:rPr>
+          <w:lang w:val="en-US"/>
+        </w:rPr>
+        <w:t>SimpleCNN</w:t>
+      </w:r>
+      <w:proofErr w:type="spellEnd"/>
+      <w:r>
+        <w:rPr>
+          <w:lang w:val="en-US"/>
+        </w:rPr>
+        <w:t xml:space="preserve"> more than U-Net, because the baseline has more room to under-fit and less built-in robustness.</w:t>
+      </w:r>
+    </w:p>
+    <w:p>
+      <w:pPr>
+        <w:pStyle w:val="a7"/>
+        <w:rPr>
+          <w:lang w:val="en-US"/>
+        </w:rPr>
+      </w:pPr>
+    </w:p>
+    <w:p>
+      <w:pPr>
+        <w:pStyle w:val="a7"/>
+        <w:numPr>
+          <w:ilvl w:val="0"/>
+          <w:numId w:val="1"/>
+        </w:numPr>
+        <w:rPr>
+          <w:lang w:val="en-US"/>
+        </w:rPr>
+      </w:pPr>
+      <w:r>
+        <w:rPr>
+          <w:lang w:val="en-US"/>
+        </w:rPr>
+        <w:t xml:space="preserve">How do you guard against data leakage between train, </w:t>
+      </w:r>
+      <w:proofErr w:type="spellStart"/>
+      <w:r>
+        <w:rPr>
+          <w:lang w:val="en-US"/>
+        </w:rPr>
+        <w:t>val</w:t>
+      </w:r>
+      <w:proofErr w:type="spellEnd"/>
+      <w:r>
+        <w:rPr>
+          <w:lang w:val="en-US"/>
+        </w:rPr>
+        <w:t xml:space="preserve"> and test?</w:t>
+      </w:r>
+    </w:p>
+    <w:p>
+      <w:pPr>
+        <w:ind w:left="720"/>
+        <w:rPr>
+          <w:lang w:val="en-US"/>
+        </w:rPr>
+      </w:pPr>
+      <w:r>
+        <w:rPr>
+          <w:lang w:val="en-US"/>
+        </w:rPr>
+        <w:lastRenderedPageBreak/>
+        <w:t xml:space="preserve">We use </w:t>
+      </w:r>
+      <w:proofErr w:type="spellStart"/>
+      <w:r>
+        <w:rPr>
+          <w:lang w:val="en-US"/>
+        </w:rPr>
+        <w:t>torchvision.random_split</w:t>
+      </w:r>
+      <w:proofErr w:type="spellEnd"/>
+      <w:r>
+        <w:rPr>
+          <w:lang w:val="en-US"/>
+        </w:rPr>
+        <w:t xml:space="preserve"> with a fixed seed of 42. This guarantees that training and evaluation scripts see exactly the same split, even across independent runs. The test set is never used for hyperparameter or checkpoint selection — only for the final metrics. The validation set is used solely for early stopping. That gives us an honest, non-inflated estimate of generalization.</w:t>
+      </w:r>
+    </w:p>
+    <w:p>
+      <w:pPr>
+        <w:pStyle w:val="a7"/>
+        <w:numPr>
+          <w:ilvl w:val="0"/>
+          <w:numId w:val="1"/>
+        </w:numPr>
+        <w:rPr>
+          <w:lang w:val="en-US"/>
+        </w:rPr>
+      </w:pPr>
+      <w:r>
+        <w:rPr>
+          <w:lang w:val="en-US"/>
+        </w:rPr>
+        <w:t xml:space="preserve">Why do you select the best epoch by </w:t>
+      </w:r>
+      <w:proofErr w:type="spellStart"/>
+      <w:r>
+        <w:rPr>
+          <w:lang w:val="en-US"/>
+        </w:rPr>
+        <w:t>val_loss</w:t>
+      </w:r>
+      <w:proofErr w:type="spellEnd"/>
+      <w:r>
+        <w:rPr>
+          <w:lang w:val="en-US"/>
+        </w:rPr>
+        <w:t xml:space="preserve"> and not </w:t>
+      </w:r>
+      <w:proofErr w:type="spellStart"/>
+      <w:r>
+        <w:rPr>
+          <w:lang w:val="en-US"/>
+        </w:rPr>
+        <w:t>val_accuracy</w:t>
+      </w:r>
+      <w:proofErr w:type="spellEnd"/>
+      <w:r>
+        <w:rPr>
+          <w:lang w:val="en-US"/>
+        </w:rPr>
+        <w:t>?</w:t>
+      </w:r>
+    </w:p>
+    <w:p>
+      <w:pPr>
+        <w:pStyle w:val="a7"/>
+        <w:rPr>
+          <w:lang w:val="en-US"/>
+        </w:rPr>
+      </w:pPr>
+      <w:proofErr w:type="spellStart"/>
+      <w:r>
+        <w:rPr>
+          <w:lang w:val="en-US"/>
+        </w:rPr>
+        <w:t>val_loss</w:t>
+      </w:r>
+      <w:proofErr w:type="spellEnd"/>
+      <w:r>
+        <w:rPr>
+          <w:lang w:val="en-US"/>
+        </w:rPr>
+        <w:t xml:space="preserve"> is a more sensitive, continuous signal. Accuracy is stepwise — two networks can have identical accuracy but very different confidence. Loss captures that confidence and usually starts to degrade earlier than accuracy, meaning the overfitting signal appears in the loss before accuracy visibly drops. Selection by </w:t>
+      </w:r>
+      <w:proofErr w:type="spellStart"/>
+      <w:r>
+        <w:rPr>
+          <w:lang w:val="en-US"/>
+        </w:rPr>
+        <w:t>val_loss</w:t>
+      </w:r>
+      <w:proofErr w:type="spellEnd"/>
+      <w:r>
+        <w:rPr>
+          <w:lang w:val="en-US"/>
+        </w:rPr>
+        <w:t xml:space="preserve"> therefore typically yields more stable checkpoints.</w:t>
+      </w:r>
+    </w:p>
+    <w:p>
+      <w:pPr>
+        <w:pStyle w:val="a7"/>
+        <w:rPr>
+          <w:lang w:val="en-US"/>
+        </w:rPr>
+      </w:pPr>
+    </w:p>
+    <w:p>
+      <w:pPr>
+        <w:pStyle w:val="a7"/>
+        <w:numPr>
+          <w:ilvl w:val="0"/>
+          <w:numId w:val="1"/>
+        </w:numPr>
+        <w:rPr>
+          <w:lang w:val="en-US"/>
+        </w:rPr>
+      </w:pPr>
+      <w:r>
+        <w:rPr>
+          <w:lang w:val="en-US"/>
+        </w:rPr>
+        <w:t>Why is F1 averaged with the 'weighted' setting?</w:t>
+      </w:r>
+    </w:p>
+    <w:p>
+      <w:pPr>
+        <w:ind w:left="708"/>
+        <w:rPr>
+          <w:lang w:val="en-US"/>
+        </w:rPr>
+      </w:pPr>
+      <w:r>
+        <w:rPr>
+          <w:lang w:val="en-US"/>
+        </w:rPr>
+        <w:t>'Weighted' means each class's F1 is weighted by the number of samples in the test set. This correctly reflects the real class balance: we have 2,000 Pasture samples versus 3,000 Forest samples. Macro averaging would give rare and frequent classes equal weight, distorting the metric relative to the real distribution. Weighted gives a more realistic picture for practical use.</w:t>
+      </w:r>
+    </w:p>
+    <w:p>
+      <w:pPr>
+        <w:rPr>
+          <w:lang w:val="en-US"/>
+        </w:rPr>
+      </w:pPr>
     </w:p>
     <w:sectPr>
       <w:pgSz w:w="11906" w:h="16838"/>
@@ -2773,6 +3024,103 @@
     </w:sectPr>
   </w:body>
 </w:document>
+</file>
+
+<file path=word/numbering.xml><?xml version="1.0" encoding="utf-8"?>
+<w:numbering xmlns:wpc="http://schemas.microsoft.com/office/word/2010/wordprocessingCanvas" xmlns:cx="http://schemas.microsoft.com/office/drawing/2014/chartex" xmlns:cx1="http://schemas.microsoft.com/office/drawing/2015/9/8/chartex" xmlns:cx2="http://schemas.microsoft.com/office/drawing/2015/10/21/chartex" xmlns:cx3="http://schemas.microsoft.com/office/drawing/2016/5/9/chartex" xmlns:cx4="http://schemas.microsoft.com/office/drawing/2016/5/10/chartex" xmlns:cx5="http://schemas.microsoft.com/office/drawing/2016/5/11/chartex" xmlns:cx6="http://schemas.microsoft.com/office/drawing/2016/5/12/chartex" xmlns:cx7="http://schemas.microsoft.com/office/drawing/2016/5/13/chartex" xmlns:cx8="http://schemas.microsoft.com/office/drawing/2016/5/14/chartex" xmlns:mc="http://schemas.openxmlformats.org/markup-compatibility/2006" xmlns:aink="http://schemas.microsoft.com/office/drawing/2016/ink" xmlns:am3d="http://schemas.microsoft.com/office/drawing/2017/model3d" xmlns:o="urn:schemas-microsoft-com:office:office" xmlns:oel="http://schemas.microsoft.com/office/2019/extlst" xmlns:r="http://schemas.openxmlformats.org/officeDocument/2006/relationships" xmlns:m="http://schemas.openxmlformats.org/officeDocument/2006/math" xmlns:v="urn:schemas-microsoft-com:vml" xmlns:wp14="http://schemas.microsoft.com/office/word/2010/wordprocessingDrawing" xmlns:wp="http://schemas.openxmlformats.org/drawingml/2006/wordprocessingDrawing" xmlns:w10="urn:schemas-microsoft-com:office:word" xmlns:w="http://schemas.openxmlformats.org/wordprocessingml/2006/main" xmlns:w14="http://schemas.microsoft.com/office/word/2010/wordml" xmlns:w15="http://schemas.microsoft.com/office/word/2012/wordml" xmlns:w16cex="http://schemas.microsoft.com/office/word/2018/wordml/cex" xmlns:w16cid="http://schemas.microsoft.com/office/word/2016/wordml/cid" xmlns:w16="http://schemas.microsoft.com/office/word/2018/wordml" xmlns:w16sdtdh="http://schemas.microsoft.com/office/word/2020/wordml/sdtdatahash" xmlns:w16se="http://schemas.microsoft.com/office/word/2015/wordml/symex" xmlns:wpg="http://schemas.microsoft.com/office/word/2010/wordprocessingGroup" xmlns:wpi="http://schemas.microsoft.com/office/word/2010/wordprocessingInk" xmlns:wne="http://schemas.microsoft.com/office/word/2006/wordml" xmlns:wps="http://schemas.microsoft.com/office/word/2010/wordprocessingShape" mc:Ignorable="w14 w15 w16se w16cid w16 w16cex w16sdtdh wp14">
+  <w:abstractNum w:abstractNumId="0" w15:restartNumberingAfterBreak="0">
+    <w:nsid w:val="73EC7AB2"/>
+    <w:multiLevelType w:val="hybridMultilevel"/>
+    <w:tmpl w:val="2D52FB1E"/>
+    <w:lvl w:ilvl="0" w:tplc="0419000F">
+      <w:start w:val="1"/>
+      <w:numFmt w:val="decimal"/>
+      <w:lvlText w:val="%1."/>
+      <w:lvlJc w:val="left"/>
+      <w:pPr>
+        <w:ind w:left="720" w:hanging="360"/>
+      </w:pPr>
+      <w:rPr>
+        <w:rFonts w:hint="default"/>
+      </w:rPr>
+    </w:lvl>
+    <w:lvl w:ilvl="1" w:tplc="04190019" w:tentative="1">
+      <w:start w:val="1"/>
+      <w:numFmt w:val="lowerLetter"/>
+      <w:lvlText w:val="%2."/>
+      <w:lvlJc w:val="left"/>
+      <w:pPr>
+        <w:ind w:left="1440" w:hanging="360"/>
+      </w:pPr>
+    </w:lvl>
+    <w:lvl w:ilvl="2" w:tplc="0419001B" w:tentative="1">
+      <w:start w:val="1"/>
+      <w:numFmt w:val="lowerRoman"/>
+      <w:lvlText w:val="%3."/>
+      <w:lvlJc w:val="right"/>
+      <w:pPr>
+        <w:ind w:left="2160" w:hanging="180"/>
+      </w:pPr>
+    </w:lvl>
+    <w:lvl w:ilvl="3" w:tplc="0419000F" w:tentative="1">
+      <w:start w:val="1"/>
+      <w:numFmt w:val="decimal"/>
+      <w:lvlText w:val="%4."/>
+      <w:lvlJc w:val="left"/>
+      <w:pPr>
+        <w:ind w:left="2880" w:hanging="360"/>
+      </w:pPr>
+    </w:lvl>
+    <w:lvl w:ilvl="4" w:tplc="04190019" w:tentative="1">
+      <w:start w:val="1"/>
+      <w:numFmt w:val="lowerLetter"/>
+      <w:lvlText w:val="%5."/>
+      <w:lvlJc w:val="left"/>
+      <w:pPr>
+        <w:ind w:left="3600" w:hanging="360"/>
+      </w:pPr>
+    </w:lvl>
+    <w:lvl w:ilvl="5" w:tplc="0419001B" w:tentative="1">
+      <w:start w:val="1"/>
+      <w:numFmt w:val="lowerRoman"/>
+      <w:lvlText w:val="%6."/>
+      <w:lvlJc w:val="right"/>
+      <w:pPr>
+        <w:ind w:left="4320" w:hanging="180"/>
+      </w:pPr>
+    </w:lvl>
+    <w:lvl w:ilvl="6" w:tplc="0419000F" w:tentative="1">
+      <w:start w:val="1"/>
+      <w:numFmt w:val="decimal"/>
+      <w:lvlText w:val="%7."/>
+      <w:lvlJc w:val="left"/>
+      <w:pPr>
+        <w:ind w:left="5040" w:hanging="360"/>
+      </w:pPr>
+    </w:lvl>
+    <w:lvl w:ilvl="7" w:tplc="04190019" w:tentative="1">
+      <w:start w:val="1"/>
+      <w:numFmt w:val="lowerLetter"/>
+      <w:lvlText w:val="%8."/>
+      <w:lvlJc w:val="left"/>
+      <w:pPr>
+        <w:ind w:left="5760" w:hanging="360"/>
+      </w:pPr>
+    </w:lvl>
+    <w:lvl w:ilvl="8" w:tplc="0419001B" w:tentative="1">
+      <w:start w:val="1"/>
+      <w:numFmt w:val="lowerRoman"/>
+      <w:lvlText w:val="%9."/>
+      <w:lvlJc w:val="right"/>
+      <w:pPr>
+        <w:ind w:left="6480" w:hanging="180"/>
+      </w:pPr>
+    </w:lvl>
+  </w:abstractNum>
+  <w:num w:numId="1" w16cid:durableId="1248995634">
+    <w:abstractNumId w:val="0"/>
+  </w:num>
+</w:numbering>
 </file>
 
 <file path=word/styles.xml><?xml version="1.0" encoding="utf-8"?>
@@ -3378,7 +3726,6 @@
   <w:style w:type="character" w:default="1" w:styleId="a0">
     <w:name w:val="Default Paragraph Font"/>
     <w:uiPriority w:val="1"/>
-    <w:semiHidden/>
     <w:unhideWhenUsed/>
   </w:style>
   <w:style w:type="table" w:default="1" w:styleId="a1">
